--- a/data/outputs/v2/Grade11/Biology/Lesson_Plans/SS3.3_Excretion_and_Homeostasis_in_Animals/Biology_Excretion_and_Homeostasis_in_Animals_FinalExplanation_TeacherKey.docx
+++ b/data/outputs/v2/Grade11/Biology/Lesson_Plans/SS3.3_Excretion_and_Homeostasis_in_Animals/Biology_Excretion_and_Homeostasis_in_Animals_FinalExplanation_TeacherKey.docx
@@ -1826,7 +1826,7 @@
         </w:rPr>
         <w:t xml:space="preserve">© 2026 SeaVuria and ARES. This work is licensed under a </w:t>
       </w:r>
-      <w:hyperlink w:history="1" r:id="rIdeaektvnoigj0fg2iyhr6n">
+      <w:hyperlink w:history="1" r:id="rIdsdz4klmrinf_g8vcw6n5z">
         <w:r>
           <w:rPr>
             <w:rFonts w:ascii="Arial" w:cs="Arial" w:eastAsia="Arial" w:hAnsi="Arial"/>
@@ -1846,7 +1846,7 @@
         </w:rPr>
         <w:t xml:space="preserve"> (</w:t>
       </w:r>
-      <w:hyperlink w:history="1" r:id="rIdduq8v5_kytj-vu5x75wb0">
+      <w:hyperlink w:history="1" r:id="rIdcg_dnqr45v8mw9bc1ecma">
         <w:r>
           <w:rPr>
             <w:rFonts w:ascii="Arial" w:cs="Arial" w:eastAsia="Arial" w:hAnsi="Arial"/>
@@ -1866,7 +1866,7 @@
         </w:rPr>
         <w:t xml:space="preserve">). To view a copy of this license, visit </w:t>
       </w:r>
-      <w:hyperlink w:history="1" r:id="rIdr51cntkvlwteqcb10egbd">
+      <w:hyperlink w:history="1" r:id="rIdrap3bmcjd_pnwrf3wlmkz">
         <w:r>
           <w:rPr>
             <w:rFonts w:ascii="Arial" w:cs="Arial" w:eastAsia="Arial" w:hAnsi="Arial"/>

--- a/data/outputs/v2/Grade11/Biology/Lesson_Plans/SS3.3_Excretion_and_Homeostasis_in_Animals/Biology_Excretion_and_Homeostasis_in_Animals_FinalExplanation_TeacherKey.docx
+++ b/data/outputs/v2/Grade11/Biology/Lesson_Plans/SS3.3_Excretion_and_Homeostasis_in_Animals/Biology_Excretion_and_Homeostasis_in_Animals_FinalExplanation_TeacherKey.docx
@@ -1826,7 +1826,7 @@
         </w:rPr>
         <w:t xml:space="preserve">© 2026 SeaVuria and ARES. This work is licensed under a </w:t>
       </w:r>
-      <w:hyperlink w:history="1" r:id="rIdsdz4klmrinf_g8vcw6n5z">
+      <w:hyperlink w:history="1" r:id="rIdmnwwtcgf_b2oahdwwoyub">
         <w:r>
           <w:rPr>
             <w:rFonts w:ascii="Arial" w:cs="Arial" w:eastAsia="Arial" w:hAnsi="Arial"/>
@@ -1846,7 +1846,7 @@
         </w:rPr>
         <w:t xml:space="preserve"> (</w:t>
       </w:r>
-      <w:hyperlink w:history="1" r:id="rIdcg_dnqr45v8mw9bc1ecma">
+      <w:hyperlink w:history="1" r:id="rIdgiezb2j5gd2watirj4-6j">
         <w:r>
           <w:rPr>
             <w:rFonts w:ascii="Arial" w:cs="Arial" w:eastAsia="Arial" w:hAnsi="Arial"/>
@@ -1866,7 +1866,7 @@
         </w:rPr>
         <w:t xml:space="preserve">). To view a copy of this license, visit </w:t>
       </w:r>
-      <w:hyperlink w:history="1" r:id="rIdrap3bmcjd_pnwrf3wlmkz">
+      <w:hyperlink w:history="1" r:id="rIdqqisnxcjrqm1fmwvdg9ms">
         <w:r>
           <w:rPr>
             <w:rFonts w:ascii="Arial" w:cs="Arial" w:eastAsia="Arial" w:hAnsi="Arial"/>

--- a/data/outputs/v2/Grade11/Biology/Lesson_Plans/SS3.3_Excretion_and_Homeostasis_in_Animals/Biology_Excretion_and_Homeostasis_in_Animals_FinalExplanation_TeacherKey.docx
+++ b/data/outputs/v2/Grade11/Biology/Lesson_Plans/SS3.3_Excretion_and_Homeostasis_in_Animals/Biology_Excretion_and_Homeostasis_in_Animals_FinalExplanation_TeacherKey.docx
@@ -351,7 +351,7 @@
                 <w:sz w:val="18"/>
                 <w:szCs w:val="18"/>
               </w:rPr>
-              <w:t xml:space="preserve">(a) The three wastes are ammonia, urea and uric acid. Freshwater fish excrete ammonia. Marine fish and mammals make urea. Insects and birds make uric acid. (b) The type of waste is linked to water availability. Freshwater fish have plenty of water available, and they excrete toxic ammonia in dilute urine. Insects and birds must save water, and they excrete less toxic uric acid as a semi-solid paste. (c) Freshwater fish and marine fish use gills and kidneys. Insects use Malpighian tubules. Birds use kidneys. In each case the structure removes nitrogenous waste in a way that suits the water available to the animal.</w:t>
+              <w:t xml:space="preserve">(a) The three wastes are ammonia, urea and uric acid. Freshwater fish excrete ammonia. Marine cartilaginous fish (such as sharks) and mammals make urea. Insects and birds make uric acid. (b) The type of waste is linked to water availability. Freshwater fish have plenty of water available, and they excrete toxic ammonia in dilute urine. Insects and birds must save water, and they excrete less toxic uric acid as a semi-solid paste. (c) Freshwater fish and marine fish use gills and kidneys. Insects use Malpighian tubules. Birds use kidneys. In each case the structure removes nitrogenous waste in a way that suits the water available to the animal.</w:t>
             </w:r>
           </w:p>
         </w:tc>
@@ -1826,7 +1826,7 @@
         </w:rPr>
         <w:t xml:space="preserve">© 2026 SeaVuria and ARES. This work is licensed under a </w:t>
       </w:r>
-      <w:hyperlink w:history="1" r:id="rIdmnwwtcgf_b2oahdwwoyub">
+      <w:hyperlink w:history="1" r:id="rIdgnhxxfouy6ggzebwor0ay">
         <w:r>
           <w:rPr>
             <w:rFonts w:ascii="Arial" w:cs="Arial" w:eastAsia="Arial" w:hAnsi="Arial"/>
@@ -1846,7 +1846,7 @@
         </w:rPr>
         <w:t xml:space="preserve"> (</w:t>
       </w:r>
-      <w:hyperlink w:history="1" r:id="rIdgiezb2j5gd2watirj4-6j">
+      <w:hyperlink w:history="1" r:id="rIduhgs4smo-2hsxogb3yan_">
         <w:r>
           <w:rPr>
             <w:rFonts w:ascii="Arial" w:cs="Arial" w:eastAsia="Arial" w:hAnsi="Arial"/>
@@ -1866,7 +1866,7 @@
         </w:rPr>
         <w:t xml:space="preserve">). To view a copy of this license, visit </w:t>
       </w:r>
-      <w:hyperlink w:history="1" r:id="rIdqqisnxcjrqm1fmwvdg9ms">
+      <w:hyperlink w:history="1" r:id="rIds2slp6xwfwvolfrydjbzo">
         <w:r>
           <w:rPr>
             <w:rFonts w:ascii="Arial" w:cs="Arial" w:eastAsia="Arial" w:hAnsi="Arial"/>

--- a/data/outputs/v2/Grade11/Biology/Lesson_Plans/SS3.3_Excretion_and_Homeostasis_in_Animals/Biology_Excretion_and_Homeostasis_in_Animals_FinalExplanation_TeacherKey.docx
+++ b/data/outputs/v2/Grade11/Biology/Lesson_Plans/SS3.3_Excretion_and_Homeostasis_in_Animals/Biology_Excretion_and_Homeostasis_in_Animals_FinalExplanation_TeacherKey.docx
@@ -1826,7 +1826,7 @@
         </w:rPr>
         <w:t xml:space="preserve">© 2026 SeaVuria and ARES. This work is licensed under a </w:t>
       </w:r>
-      <w:hyperlink w:history="1" r:id="rIdgnhxxfouy6ggzebwor0ay">
+      <w:hyperlink w:history="1" r:id="rId2uj1fgrswj5yu0p8exxid">
         <w:r>
           <w:rPr>
             <w:rFonts w:ascii="Arial" w:cs="Arial" w:eastAsia="Arial" w:hAnsi="Arial"/>
@@ -1846,7 +1846,7 @@
         </w:rPr>
         <w:t xml:space="preserve"> (</w:t>
       </w:r>
-      <w:hyperlink w:history="1" r:id="rIduhgs4smo-2hsxogb3yan_">
+      <w:hyperlink w:history="1" r:id="rIdgzgzywl_0-mjq1mo3kkab">
         <w:r>
           <w:rPr>
             <w:rFonts w:ascii="Arial" w:cs="Arial" w:eastAsia="Arial" w:hAnsi="Arial"/>
@@ -1866,7 +1866,7 @@
         </w:rPr>
         <w:t xml:space="preserve">). To view a copy of this license, visit </w:t>
       </w:r>
-      <w:hyperlink w:history="1" r:id="rIds2slp6xwfwvolfrydjbzo">
+      <w:hyperlink w:history="1" r:id="rId8qydjxlce4pbtizwg7f2w">
         <w:r>
           <w:rPr>
             <w:rFonts w:ascii="Arial" w:cs="Arial" w:eastAsia="Arial" w:hAnsi="Arial"/>

--- a/data/outputs/v2/Grade11/Biology/Lesson_Plans/SS3.3_Excretion_and_Homeostasis_in_Animals/Biology_Excretion_and_Homeostasis_in_Animals_FinalExplanation_TeacherKey.docx
+++ b/data/outputs/v2/Grade11/Biology/Lesson_Plans/SS3.3_Excretion_and_Homeostasis_in_Animals/Biology_Excretion_and_Homeostasis_in_Animals_FinalExplanation_TeacherKey.docx
@@ -95,7 +95,7 @@
                 <w:sz w:val="22"/>
                 <w:szCs w:val="22"/>
               </w:rPr>
-              <w:t xml:space="preserve">FINAL EXPLANATION: BIOLOGY GRADE 11: EXCRETION AND HOMEOSTASIS IN ANIMALS</w:t>
+              <w:t xml:space="preserve">FINAL EXPLANATION: BIOLOGY GRADE 11 – SUB-STRAND 3.3 EXCRETION AND HOMEOSTASIS IN ANIMALS: FINAL EXPLANATION</w:t>
             </w:r>
           </w:p>
         </w:tc>
@@ -224,7 +224,7 @@
                 <w:sz w:val="18"/>
                 <w:szCs w:val="18"/>
               </w:rPr>
-              <w:t xml:space="preserve">Welcome to your Final Explanation. Think back to the hot afternoon in a Kenyan community: a dog pants with its tongue out, a lizard sits still on a warm rock, goats drink water yet make concentrated urine, and freshwater fish keep excreting large amounts of dilute urine. Use everything you observed and learned in Lessons 1 to 7 to answer the questions below. Write your answers in the space under each question. Use evidence from your kidney dissection, your charts, your 'Follow the Fluid' table, your feedback flowcharts and your class model. Use correct terms such as nitrogenous waste, ultrafiltration, reabsorption, ADH, negative feedback, endotherm and ectotherm. Where a question asks for a claim, evidence and reasoning, state your claim first, support it with evidence, then explain why the evidence supports it. Your last task is to plan the annotated poster that will be your final product.</w:t>
+              <w:t xml:space="preserve">Driving question: How do different animals maintain a balanced internal environment and eliminate toxic wastes despite drastic changes in their external conditions? Think back to the hot afternoon in a Kenyan community: a dog panting with its tongue hanging out, a lizard sitting still on a warm rock, goats that drink water yet make concentrated urine, and freshwater fish that keep excreting large amounts of dilute urine. Answer each section in the blank space under the prompt. Use evidence from what you observed in Lessons 1 to 6 (charts, the goat or cow kidney dissection, the nephron animations, the liver and skin photomicrographs, the feedback flowcharts and the thermoregulation notes). Write in full sentences and use correct biology words. Where a section asks for a claim, evidence and reasoning, give all three. At the end you will use your answers to help build your annotated poster model of how a mammal regulates its internal environment and excretes waste, which your teacher will mark with a rubric.</w:t>
             </w:r>
           </w:p>
         </w:tc>
@@ -285,7 +285,7 @@
                 <w:sz w:val="22"/>
                 <w:szCs w:val="22"/>
               </w:rPr>
-              <w:t xml:space="preserve">Part 1: Getting rid of nitrogenous wastes in different habitats</w:t>
+              <w:t xml:space="preserve">Section 1: Getting rid of wastes in different habitats</w:t>
             </w:r>
           </w:p>
         </w:tc>
@@ -319,7 +319,7 @@
                 <w:sz w:val="18"/>
                 <w:szCs w:val="18"/>
               </w:rPr>
-              <w:t xml:space="preserve">Animals make toxic nitrogenous wastes when they break down proteins. (a) Name the three nitrogenous wastes you studied and say which animals you linked to each one: freshwater fish, marine fish, insects, birds and mammals. (b) Explain how the type of waste an animal makes is linked to how much water is available to it. Use the freshwater fish and the insects and birds in your explanation. (c) Name the excretory structures used by freshwater fish, marine fish, insects and birds.</w:t>
+              <w:t xml:space="preserve">Insects, birds, freshwater fish and mammals such as goats make different nitrogenous wastes and use different excretory structures. (a) Name the nitrogenous wastes ammonia, urea and uric acid and state which animals in our charts excrete each one. (b) Name the excretory structures used by insects, birds, fish and mammals. (c) Explain how the type of waste an animal makes is linked to how much water is available to it. Use the freshwater fish and the bird or insect as your two examples.</w:t>
             </w:r>
           </w:p>
         </w:tc>
@@ -351,7 +351,7 @@
                 <w:sz w:val="18"/>
                 <w:szCs w:val="18"/>
               </w:rPr>
-              <w:t xml:space="preserve">(a) The three wastes are ammonia, urea and uric acid. Freshwater fish excrete ammonia. Marine cartilaginous fish (such as sharks) and mammals make urea. Insects and birds make uric acid. (b) The type of waste is linked to water availability. Freshwater fish have plenty of water available, and they excrete toxic ammonia in dilute urine. Insects and birds must save water, and they excrete less toxic uric acid as a semi-solid paste. (c) Freshwater fish and marine fish use gills and kidneys. Insects use Malpighian tubules. Birds use kidneys. In each case the structure removes nitrogenous waste in a way that suits the water available to the animal.</w:t>
+              <w:t xml:space="preserve">(a) Ammonia is excreted by freshwater fish, which have plenty of water. Urea is made by mammals such as goats and humans and by marine cartilaginous fish such as sharks. Uric acid is excreted by insects and birds as a semi-solid paste. (b) Insects use Malpighian tubules; birds and mammals use kidneys; fish use gills and kidneys. (c) Ammonia is very toxic and must be diluted with a lot of water, so it suits freshwater fish, which are surrounded by water and gain it by osmosis and so can excrete large amounts of dilute urine. Birds and insects must save water, so they make uric acid, which is much less toxic and can be removed as a semi-solid paste with very little water. Mammals make urea, which is less toxic than ammonia and can be carried in the blood and removed in urine. So the waste type matches the water available in the habitat, which allows each animal to remove toxic nitrogen without harming its cells.</w:t>
             </w:r>
           </w:p>
         </w:tc>
@@ -412,7 +412,7 @@
                 <w:sz w:val="22"/>
                 <w:szCs w:val="22"/>
               </w:rPr>
-              <w:t xml:space="preserve">Part 2: How the mammalian kidney makes urine</w:t>
+              <w:t xml:space="preserve">Section 2: From blood to urine in the goat</w:t>
             </w:r>
           </w:p>
         </w:tc>
@@ -446,7 +446,7 @@
                 <w:sz w:val="18"/>
                 <w:szCs w:val="18"/>
               </w:rPr>
-              <w:t xml:space="preserve">Think about the goat kidney you dissected and the animations of the nephron. (a) Describe what you saw in the cortex, medulla and pelvis, and say what each region does. (b) Using your 'Follow the Fluid' table, explain the steps by which blood becomes urine. Include ultrafiltration, selective reabsorption and secretion. (c) Explain why glucose is found in blood and filtrate but not in urine, while urea is more concentrated in urine. (d) Which hormone controls how much water is reabsorbed, and where in the nephron does it act?</w:t>
+              <w:t xml:space="preserve">On the hot afternoon the goat drank water yet produced concentrated urine. Using what you learned from the goat or cow kidney dissection and the nephron animations: (a) Describe the roles of the cortex, medulla and pelvis. (b) Explain, in order, how ultrafiltration, selective reabsorption and secretion in the nephron turn blood into urine. (c) Explain why glucose is absent from urine but urea is concentrated in it.</w:t>
             </w:r>
           </w:p>
         </w:tc>
@@ -478,7 +478,7 @@
                 <w:sz w:val="18"/>
                 <w:szCs w:val="18"/>
               </w:rPr>
-              <w:t xml:space="preserve">(a) The cortex was the dark outer region with granular dots; it contains many nephrons where blood is filtered. The medulla was paler and striped; it contains parts of the nephrons and collecting ducts that help concentrate urine. The pelvis was a hollow space that collects urine and passes it to the ureter. Blood vessels (renal artery and vein) entered and left at the hilum, showing a large blood supply. The nephron is the functional unit of the kidney. (b) In the glomerulus, blood is under high pressure, so small molecules (water, glucose, urea, salts) are forced into Bowman's capsule. This is ultrafiltration. Blood cells and proteins are too large and stay in the blood. As the filtrate moves along the tubule, useful substances are selectively reabsorbed into the blood, and extra wastes and ions are secreted into the tubule. The remaining fluid is urine. It passes through the collecting duct to the pelvis, ureter and bladder. (c) All glucose is reabsorbed in the proximal tubule, so none is left in urine. Water is reabsorbed in the loop of Henle and collecting duct, so the volume of fluid falls and urea becomes more concentrated in the urine. (d) ADH controls how much water is reabsorbed. It acts on the collecting duct, so urine can be concentrated or dilute.</w:t>
+              <w:t xml:space="preserve">(a) The cortex is the dark outer region containing many nephrons, where blood is filtered. The medulla is the paler, striped region containing parts of the nephrons and collecting ducts, which help concentrate urine. The pelvis is the hollow space that collects urine and passes it to the ureter. (b) Blood enters the glomerulus under high pressure, and small molecules (water, glucose, urea, salts) are forced into Bowman's capsule; this is ultrafiltration. Blood cells and proteins are too big and stay in the blood. As the filtrate flows along the tubule, useful substances are taken back into the blood by selective reabsorption, and extra wastes and ions are added by secretion. Water is reabsorbed in the loop of Henle and collecting duct, so the urine becomes concentrated and passes to the pelvis and ureter. (c) All the glucose is reabsorbed in the proximal tubule because the body needs it, so none remains in urine. Urea is a waste and most of it stays in the filtrate, while water is taken back into the blood, so urea becomes more concentrated in the urine.</w:t>
             </w:r>
           </w:p>
         </w:tc>
@@ -539,7 +539,7 @@
                 <w:sz w:val="22"/>
                 <w:szCs w:val="22"/>
               </w:rPr>
-              <w:t xml:space="preserve">Part 3: The liver and skin, and the goat and the freshwater fish</w:t>
+              <w:t xml:space="preserve">Section 3: Liver and skin as partners of the kidney</w:t>
             </w:r>
           </w:p>
         </w:tc>
@@ -573,7 +573,7 @@
                 <w:sz w:val="18"/>
                 <w:szCs w:val="18"/>
               </w:rPr>
-              <w:t xml:space="preserve">(a) Where does the urea in a goat's urine come from, and how does it reach the urine? (b) State one other job of the liver and one job of the skin in excretion. (c) Explain why a goat that has lost water on a hot day makes small amounts of concentrated urine, while a freshwater fish makes large amounts of dilute urine. Write this as a claim, evidence and reasoning explanation, using what you learned about the kidney for the goat and about water movement for the fish.</w:t>
+              <w:t xml:space="preserve">Urea is found in the goat's urine and a little urea is found in sweat. (a) Explain where the urea comes from and how it reaches the kidney. (b) State two other jobs of the liver and what the skin excretes. (c) A resource person spoke about cirrhosis, hepatitis and fatty liver disease. Explain why damage to the liver would be a problem for the whole body.</w:t>
             </w:r>
           </w:p>
         </w:tc>
@@ -605,7 +605,7 @@
                 <w:sz w:val="18"/>
                 <w:szCs w:val="18"/>
               </w:rPr>
-              <w:t xml:space="preserve">(a) The urea starts in the liver, where excess amino acids are deaminated to make urea. Blood carries the urea to the kidney, where it is filtered at the glomerulus and removed in the urine. (b) The liver also breaks down haemoglobin to make bile pigments and processes toxic substances. The skin excretes sweat containing water, salts and a little urea, and sweat helps cool the body. (c) Claim: The goat conserves water by making concentrated urine, while the freshwater fish gets rid of extra water by making dilute urine. Evidence: In our Follow the Fluid table, urine became concentrated when water was reabsorbed in the loop of Henle and collecting duct. Freshwater fish gain water by osmosis and excrete large amounts of dilute urine. Reasoning: A goat that loses water on a hot day releases more ADH. ADH makes the collecting ducts reabsorb more water back into the blood, so little water is left in the urine, which is concentrated. The freshwater fish takes in water by osmosis from its surroundings, so it must remove the excess and does not need to save water, so its urine is dilute and plentiful. Both are controlling water balance to keep the internal environment stable.</w:t>
+              <w:t xml:space="preserve">(a) Urea is made in the liver when excess amino acids are deaminated. It is carried in the blood to the kidney, where it is filtered and removed in urine. (b) The liver breaks down haemoglobin to make bile pigments and processes toxic substances. The skin excretes sweat containing water, salts and a little urea, and the evaporation of sweat also helps cool the body. (c) If the liver is damaged by cirrhosis, hepatitis or fatty liver disease, it cannot deaminate amino acids, make bile pigments or process toxins properly. Toxic substances would build up in the blood and harm cells throughout the body, and the kidney and skin would not be able to make up for the lost liver work. This shows that the liver, kidney and skin work together to remove wastes and keep the body stable.</w:t>
             </w:r>
           </w:p>
         </w:tc>
@@ -666,7 +666,7 @@
                 <w:sz w:val="22"/>
                 <w:szCs w:val="22"/>
               </w:rPr>
-              <w:t xml:space="preserve">Part 4: Negative feedback and the dog and the lizard</w:t>
+              <w:t xml:space="preserve">Section 4: Negative feedback in water, glucose and temperature</w:t>
             </w:r>
           </w:p>
         </w:tc>
@@ -700,7 +700,7 @@
                 <w:sz w:val="18"/>
                 <w:szCs w:val="18"/>
               </w:rPr>
-              <w:t xml:space="preserve">(a) Explain what negative feedback means, using a set point. (b) Draw or describe a feedback loop for either blood glucose after a meal of ugali and sukuma wiki, or body temperature on a hot day. Name the detector, the control centre and the effectors or hormones. (c) Explain why the dog pants and why the lizard sits still on the warm rock. In your answer, use the words endotherm and ectotherm. (d) Name two behaviours, other than basking and seeking shade, that animals use to survive extreme cold or dry conditions.</w:t>
+              <w:t xml:space="preserve">(a) Explain what negative feedback means. (b) Describe the feedback loop that adjusts how much water the goat's kidney reabsorbs on a hot day, and explain why the freshwater fish produces dilute urine. (c) Describe how insulin and glucagon keep blood glucose steady after a meal of ugali and sukuma wiki. (d) Choose diabetes mellitus or diabetes insipidus and explain which part of its loop has failed, using its symptoms.</w:t>
             </w:r>
           </w:p>
         </w:tc>
@@ -732,7 +732,7 @@
                 <w:sz w:val="18"/>
                 <w:szCs w:val="18"/>
               </w:rPr>
-              <w:t xml:space="preserve">(a) Negative feedback detects a change away from a set point and triggers a response that reverses the change, bringing the body back to normal. (b) Temperature on a hot day: thermoreceptors detect that the body is too warm. The hypothalamus is the control centre. Effectors respond: sweat glands release sweat, skin arterioles widen (vasodilation) so more heat is lost, and panting increases. Body temperature falls back to the set point and the response slows. (Blood glucose alternative: after a meal glucose rises, the pancreas releases insulin, glucose levels fall; if glucose falls too low, glucagon is released to raise it.) (c) The dog is an endotherm. It pants so that water evaporates from its tongue and airways and carries heat away, and its skin blood vessels dilate to lose heat, so its body temperature stays steady. The lizard is an ectotherm. It cannot control its temperature internally, so it relies on behaviour: it gains heat by basking on the warm rock and moves into shade or a crevice when it gets too hot. Both are using homeostasis to survive the heat. (d) Any two of: burrowing, hibernation, aestivation. These help animals survive prolonged cold or hot, dry periods.</w:t>
+              <w:t xml:space="preserve">(a) Negative feedback detects a change from a set point and triggers a response that reverses the change, bringing the condition back to normal. (b) When the goat loses water on a hot day, more ADH is released, so the collecting ducts reabsorb more water. The goat makes a small amount of concentrated urine and saves water. Once water balance is restored, less ADH is released. The freshwater fish gains water by osmosis, so it excretes large amounts of dilute urine to get rid of the extra water. (c) After a meal, blood glucose rises and insulin is released, which lowers blood glucose. When blood glucose falls too low, glucagon is released, which raises it. Together they keep glucose within a narrow range. (d) In diabetes mellitus, the insulin/glucagon loop fails, so blood glucose is not brought down and sugar appears in the urine, with thirst and a lot of urine. (Or: in diabetes insipidus, the ADH loop fails, so the kidney does not reabsorb enough water and the person passes a lot of very dilute urine and feels very thirsty.)</w:t>
             </w:r>
           </w:p>
         </w:tc>
@@ -793,7 +793,7 @@
                 <w:sz w:val="22"/>
                 <w:szCs w:val="22"/>
               </w:rPr>
-              <w:t xml:space="preserve">Part 5: Your final poster and why homeostasis matters</w:t>
+              <w:t xml:space="preserve">Section 5: Final explanation of the hot afternoon</w:t>
             </w:r>
           </w:p>
         </w:tc>
@@ -827,7 +827,7 @@
                 <w:sz w:val="18"/>
                 <w:szCs w:val="18"/>
               </w:rPr>
-              <w:t xml:space="preserve">Your final product is an annotated poster model explaining how a mammal (a goat or a human) regulates its internal environment and excretes waste. (a) List at least five labelled parts or processes your poster must include and say what each shows. (b) Explain how your poster model is different from your first model in Lesson 1. (c) Explain why excretion and homeostasis are essential for the survival of the cells and health of all living organisms.</w:t>
+              <w:t xml:space="preserve">Write a claim-evidence-reasoning explanation that answers the driving question using the dog, the lizard, the goat and the freshwater fish. Include: (a) how the dog and the lizard each keep a steady body temperature, and the difference between them; (b) how the goat and the freshwater fish handle water and wastes differently; (c) why excretion and homeostasis are essential for survival. Then state one idea from your Lesson 1 model that you have changed.</w:t>
             </w:r>
           </w:p>
         </w:tc>
@@ -859,7 +859,7 @@
                 <w:sz w:val="18"/>
                 <w:szCs w:val="18"/>
               </w:rPr>
-              <w:t xml:space="preserve">(a) Possible poster parts: 1) the kidney with cortex, medulla and pelvis, showing where filtering and urine concentration happen; 2) a nephron showing ultrafiltration at the glomerulus, selective reabsorption and secretion; 3) the liver, showing deamination to make urea and bile production; 4) the skin, showing sweat glands and the loss of water, salts and a little urea; 5) feedback loops: ADH for water balance, insulin and glucagon for blood glucose, and a temperature loop using the hypothalamus, vasodilation, vasoconstriction, sweating and shivering. Each part should have a label and a one-sentence note on its function, linked to the hot afternoon puzzle. (b) My Lesson 1 model only showed that animals have different wastes and could not explain panting, basking or concentrated urine. My final model adds the kidney structure, nephron processes, the liver and skin, and negative feedback control, so it explains how the goat makes concentrated urine, why the dog pants, and why the lizard basks. (c) Cells only work properly in a stable internal environment with steady temperature, water, salts and blood sugar. Toxic wastes such as ammonia and urea would build up and damage cells if they were not removed. Excretion and homeostasis prevent this, so animals in different habitats survive and stay healthy despite changes in the environment.</w:t>
+              <w:t xml:space="preserve">Claim: Animals face different environments, but each keeps its cells in a stable internal environment and removes toxic wastes using structures and behaviours suited to its habitat. Evidence and reasoning: (a) The dog is an endotherm. It pants, so water evaporating from its tongue and airways carries heat away, and its skin blood vessels dilate (vasodilation) to lose heat. Thermoreceptors detect the change, the hypothalamus is the control centre, and effectors reverse the change by negative feedback. The lizard is an ectotherm and relies mainly on behaviour: it basks to gain heat and moves into shade or a crevice when too hot, so it sits still on the warm rock. Both use homeostasis to survive heat. (b) The goat's nephrons filter blood and, with more ADH on a hot day, reabsorb water to make small amounts of concentrated urine that contains urea made in the liver. The freshwater fish gains water by osmosis and excretes large amounts of dilute urine with ammonia. (c) Without excretion, toxic wastes such as ammonia and urea would build up and damage cells. Without homeostasis, changes in temperature, water and blood glucose would stop cells working. Because each structure or behaviour suits the animal's habitat, its cells survive and it stays healthy. Change: at first I thought animals only differ in how they look; now I know the differences are adaptations for removing wastes and keeping the body stable.</w:t>
             </w:r>
           </w:p>
         </w:tc>
@@ -1086,7 +1086,7 @@
                 <w:sz w:val="18"/>
                 <w:szCs w:val="18"/>
               </w:rPr>
-              <w:t xml:space="preserve">Explaining excretion and nitrogenous wastes</w:t>
+              <w:t xml:space="preserve">Accuracy of excretion science (wastes, kidney, liver, skin)</w:t>
             </w:r>
           </w:p>
         </w:tc>
@@ -1118,7 +1118,7 @@
                 <w:sz w:val="18"/>
                 <w:szCs w:val="18"/>
               </w:rPr>
-              <w:t xml:space="preserve">Correctly names ammonia, urea and uric acid, matches them to animals and links each to water availability with clear reasoning.</w:t>
+              <w:t xml:space="preserve">Correctly names ammonia, urea and uric acid with the animals and structures, and accurately explains ultrafiltration, selective reabsorption, secretion and the roles of the liver and skin, linking waste type to water availability.</w:t>
             </w:r>
           </w:p>
         </w:tc>
@@ -1150,7 +1150,7 @@
                 <w:sz w:val="18"/>
                 <w:szCs w:val="18"/>
               </w:rPr>
-              <w:t xml:space="preserve">Names the wastes and matches most to the correct animals, with a basic link to water availability.</w:t>
+              <w:t xml:space="preserve">Mostly correct explanation of wastes, nephron steps and the roles of the liver and skin, with minor gaps or one weak link to water availability.</w:t>
             </w:r>
           </w:p>
         </w:tc>
@@ -1182,7 +1182,7 @@
                 <w:sz w:val="18"/>
                 <w:szCs w:val="18"/>
               </w:rPr>
-              <w:t xml:space="preserve">Names some wastes but mixes up animals or does not link waste type to water.</w:t>
+              <w:t xml:space="preserve">Several errors or missing parts; confuses wastes, structures or nephron steps, or lists facts without explaining.</w:t>
             </w:r>
           </w:p>
         </w:tc>
@@ -1216,7 +1216,7 @@
                 <w:sz w:val="18"/>
                 <w:szCs w:val="18"/>
               </w:rPr>
-              <w:t xml:space="preserve">Kidney structure and urine formation</w:t>
+              <w:t xml:space="preserve">Explanation of homeostasis and negative feedback</w:t>
             </w:r>
           </w:p>
         </w:tc>
@@ -1248,7 +1248,7 @@
                 <w:sz w:val="18"/>
                 <w:szCs w:val="18"/>
               </w:rPr>
-              <w:t xml:space="preserve">Accurately describes cortex, medulla and pelvis and explains ultrafiltration, selective reabsorption, secretion and the role of ADH in the correct order, using evidence from the Follow the Fluid table.</w:t>
+              <w:t xml:space="preserve">Clearly explains negative feedback and applies it correctly to ADH and water, insulin and glucagon and temperature control, including the role of the hypothalamus and effectors and the difference between the dog and the lizard.</w:t>
             </w:r>
           </w:p>
         </w:tc>
@@ -1280,7 +1280,7 @@
                 <w:sz w:val="18"/>
                 <w:szCs w:val="18"/>
               </w:rPr>
-              <w:t xml:space="preserve">Describes kidney regions and most urine formation steps, with minor gaps in sequence or terms.</w:t>
+              <w:t xml:space="preserve">Explains negative feedback and applies it to most examples with small omissions.</w:t>
             </w:r>
           </w:p>
         </w:tc>
@@ -1312,7 +1312,7 @@
                 <w:sz w:val="18"/>
                 <w:szCs w:val="18"/>
               </w:rPr>
-              <w:t xml:space="preserve">Names some parts or steps but with inaccuracies or missing links between structure and function.</w:t>
+              <w:t xml:space="preserve">Describes changes without showing a loop, or confuses the responses of endotherms and ectotherms.</w:t>
             </w:r>
           </w:p>
         </w:tc>
@@ -1346,7 +1346,7 @@
                 <w:sz w:val="18"/>
                 <w:szCs w:val="18"/>
               </w:rPr>
-              <w:t xml:space="preserve">Negative feedback and thermoregulation</w:t>
+              <w:t xml:space="preserve">Use of evidence and claim-evidence-reasoning</w:t>
             </w:r>
           </w:p>
         </w:tc>
@@ -1378,7 +1378,7 @@
                 <w:sz w:val="18"/>
                 <w:szCs w:val="18"/>
               </w:rPr>
-              <w:t xml:space="preserve">Explains set point, detector, control centre and effectors correctly for at least one loop, and clearly contrasts the dog (endotherm) and lizard (ectotherm).</w:t>
+              <w:t xml:space="preserve">Gives a clear claim supported by specific evidence from the lessons (dog, lizard, goat, freshwater fish, dissection, case studies) and reasoning that links evidence to the claim.</w:t>
             </w:r>
           </w:p>
         </w:tc>
@@ -1410,7 +1410,7 @@
                 <w:sz w:val="18"/>
                 <w:szCs w:val="18"/>
               </w:rPr>
-              <w:t xml:space="preserve">Gives a mostly correct feedback loop and a reasonable explanation of the dog and lizard.</w:t>
+              <w:t xml:space="preserve">Gives a claim with some evidence from the lessons, but the reasoning is partly missing.</w:t>
             </w:r>
           </w:p>
         </w:tc>
@@ -1442,7 +1442,7 @@
                 <w:sz w:val="18"/>
                 <w:szCs w:val="18"/>
               </w:rPr>
-              <w:t xml:space="preserve">Describes a response but does not show the feedback idea or confuses endotherm and ectotherm.</w:t>
+              <w:t xml:space="preserve">Claim is unclear or evidence is vague, missing or not from the lessons.</w:t>
             </w:r>
           </w:p>
         </w:tc>
@@ -1476,7 +1476,7 @@
                 <w:sz w:val="18"/>
                 <w:szCs w:val="18"/>
               </w:rPr>
-              <w:t xml:space="preserve">Use of evidence and claim-evidence-reasoning</w:t>
+              <w:t xml:space="preserve">Answering the driving question and reflecting on learning</w:t>
             </w:r>
           </w:p>
         </w:tc>
@@ -1508,7 +1508,7 @@
                 <w:sz w:val="18"/>
                 <w:szCs w:val="18"/>
               </w:rPr>
-              <w:t xml:space="preserve">Makes clear claims supported by specific evidence from the lessons and reasoning that connects the evidence to the hot afternoon phenomenon.</w:t>
+              <w:t xml:space="preserve">Fully connects all four animals to the driving question, explains why excretion and homeostasis are essential for cell survival, and states a specific change from the Lesson 1 model.</w:t>
             </w:r>
           </w:p>
         </w:tc>
@@ -1540,7 +1540,7 @@
                 <w:sz w:val="18"/>
                 <w:szCs w:val="18"/>
               </w:rPr>
-              <w:t xml:space="preserve">Makes claims with some evidence, but the reasoning is partly incomplete.</w:t>
+              <w:t xml:space="preserve">Connects most animals to the driving question and gives a general reason and a simple change in thinking.</w:t>
             </w:r>
           </w:p>
         </w:tc>
@@ -1572,7 +1572,7 @@
                 <w:sz w:val="18"/>
                 <w:szCs w:val="18"/>
               </w:rPr>
-              <w:t xml:space="preserve">Gives statements with little or no evidence or reasoning.</w:t>
+              <w:t xml:space="preserve">Leaves out animals or gives no reason why excretion and homeostasis matter; no clear reflection.</w:t>
             </w:r>
           </w:p>
         </w:tc>
@@ -1606,7 +1606,7 @@
                 <w:sz w:val="18"/>
                 <w:szCs w:val="18"/>
               </w:rPr>
-              <w:t xml:space="preserve">Poster model and communication</w:t>
+              <w:t xml:space="preserve">Scientific vocabulary and clarity</w:t>
             </w:r>
           </w:p>
         </w:tc>
@@ -1638,7 +1638,7 @@
                 <w:sz w:val="18"/>
                 <w:szCs w:val="18"/>
               </w:rPr>
-              <w:t xml:space="preserve">Poster plan includes at least five accurate, labelled parts with functions, shows links between kidney, liver, skin and feedback control, and explains why homeostasis matters for cells.</w:t>
+              <w:t xml:space="preserve">Uses scientific terms correctly and consistently in well-organised, clear sentences.</w:t>
             </w:r>
           </w:p>
         </w:tc>
@@ -1670,7 +1670,7 @@
                 <w:sz w:val="18"/>
                 <w:szCs w:val="18"/>
               </w:rPr>
-              <w:t xml:space="preserve">Poster plan includes about four accurate labelled parts with some links between them.</w:t>
+              <w:t xml:space="preserve">Uses most terms correctly; writing is mostly clear.</w:t>
             </w:r>
           </w:p>
         </w:tc>
@@ -1702,7 +1702,7 @@
                 <w:sz w:val="18"/>
                 <w:szCs w:val="18"/>
               </w:rPr>
-              <w:t xml:space="preserve">Poster plan has few or unclear labels and little connection between parts.</w:t>
+              <w:t xml:space="preserve">Uses few scientific terms or uses them incorrectly; writing is hard to follow.</w:t>
             </w:r>
           </w:p>
         </w:tc>
@@ -1826,7 +1826,7 @@
         </w:rPr>
         <w:t xml:space="preserve">© 2026 SeaVuria and ARES. This work is licensed under a </w:t>
       </w:r>
-      <w:hyperlink w:history="1" r:id="rId2uj1fgrswj5yu0p8exxid">
+      <w:hyperlink w:history="1" r:id="rId2rbyp4ko60farb0lj6bbo">
         <w:r>
           <w:rPr>
             <w:rFonts w:ascii="Arial" w:cs="Arial" w:eastAsia="Arial" w:hAnsi="Arial"/>
@@ -1846,7 +1846,7 @@
         </w:rPr>
         <w:t xml:space="preserve"> (</w:t>
       </w:r>
-      <w:hyperlink w:history="1" r:id="rIdgzgzywl_0-mjq1mo3kkab">
+      <w:hyperlink w:history="1" r:id="rIdnsv6yvxz8qq163nlxp86z">
         <w:r>
           <w:rPr>
             <w:rFonts w:ascii="Arial" w:cs="Arial" w:eastAsia="Arial" w:hAnsi="Arial"/>
@@ -1866,7 +1866,7 @@
         </w:rPr>
         <w:t xml:space="preserve">). To view a copy of this license, visit </w:t>
       </w:r>
-      <w:hyperlink w:history="1" r:id="rId8qydjxlce4pbtizwg7f2w">
+      <w:hyperlink w:history="1" r:id="rIdxqdicxv5yhlywzrytpir9">
         <w:r>
           <w:rPr>
             <w:rFonts w:ascii="Arial" w:cs="Arial" w:eastAsia="Arial" w:hAnsi="Arial"/>

--- a/data/outputs/v2/Grade11/Biology/Lesson_Plans/SS3.3_Excretion_and_Homeostasis_in_Animals/Biology_Excretion_and_Homeostasis_in_Animals_FinalExplanation_TeacherKey.docx
+++ b/data/outputs/v2/Grade11/Biology/Lesson_Plans/SS3.3_Excretion_and_Homeostasis_in_Animals/Biology_Excretion_and_Homeostasis_in_Animals_FinalExplanation_TeacherKey.docx
@@ -4,6 +4,7 @@
   <w:body>
     <w:p>
       <w:pPr>
+        <w:keepNext w:val="false"/>
         <w:spacing w:after="30" w:before="0"/>
         <w:jc w:val="center"/>
       </w:pPr>
@@ -23,6 +24,7 @@
     </w:p>
     <w:p>
       <w:pPr>
+        <w:keepNext w:val="false"/>
         <w:spacing w:after="60" w:before="0"/>
         <w:jc w:val="center"/>
       </w:pPr>
@@ -81,6 +83,7 @@
           </w:tcPr>
           <w:p>
             <w:pPr>
+              <w:keepNext w:val="false"/>
               <w:spacing w:after="40" w:before="0"/>
               <w:jc w:val="center"/>
             </w:pPr>
@@ -116,6 +119,7 @@
           </w:tcPr>
           <w:p>
             <w:pPr>
+              <w:keepNext w:val="false"/>
               <w:spacing w:after="40" w:before="0"/>
               <w:jc w:val="center"/>
             </w:pPr>
@@ -176,6 +180,7 @@
           </w:tcPr>
           <w:p>
             <w:pPr>
+              <w:keepNext w:val="false"/>
               <w:spacing w:after="40" w:before="0"/>
               <w:jc w:val="center"/>
             </w:pPr>
@@ -210,6 +215,7 @@
           </w:tcPr>
           <w:p>
             <w:pPr>
+              <w:keepNext w:val="false"/>
               <w:spacing w:after="40" w:before="0"/>
               <w:jc w:val="left"/>
             </w:pPr>
@@ -271,6 +277,7 @@
           </w:tcPr>
           <w:p>
             <w:pPr>
+              <w:keepNext/>
               <w:spacing w:after="40" w:before="0"/>
               <w:jc w:val="center"/>
             </w:pPr>
@@ -305,6 +312,7 @@
           </w:tcPr>
           <w:p>
             <w:pPr>
+              <w:keepNext w:val="false"/>
               <w:spacing w:after="40" w:before="0"/>
               <w:jc w:val="left"/>
             </w:pPr>
@@ -337,6 +345,7 @@
           </w:tcPr>
           <w:p>
             <w:pPr>
+              <w:keepNext w:val="false"/>
               <w:spacing w:after="40" w:before="0"/>
               <w:jc w:val="left"/>
             </w:pPr>
@@ -398,6 +407,7 @@
           </w:tcPr>
           <w:p>
             <w:pPr>
+              <w:keepNext/>
               <w:spacing w:after="40" w:before="0"/>
               <w:jc w:val="center"/>
             </w:pPr>
@@ -432,6 +442,7 @@
           </w:tcPr>
           <w:p>
             <w:pPr>
+              <w:keepNext w:val="false"/>
               <w:spacing w:after="40" w:before="0"/>
               <w:jc w:val="left"/>
             </w:pPr>
@@ -464,6 +475,7 @@
           </w:tcPr>
           <w:p>
             <w:pPr>
+              <w:keepNext w:val="false"/>
               <w:spacing w:after="40" w:before="0"/>
               <w:jc w:val="left"/>
             </w:pPr>
@@ -525,6 +537,7 @@
           </w:tcPr>
           <w:p>
             <w:pPr>
+              <w:keepNext/>
               <w:spacing w:after="40" w:before="0"/>
               <w:jc w:val="center"/>
             </w:pPr>
@@ -559,6 +572,7 @@
           </w:tcPr>
           <w:p>
             <w:pPr>
+              <w:keepNext w:val="false"/>
               <w:spacing w:after="40" w:before="0"/>
               <w:jc w:val="left"/>
             </w:pPr>
@@ -591,6 +605,7 @@
           </w:tcPr>
           <w:p>
             <w:pPr>
+              <w:keepNext w:val="false"/>
               <w:spacing w:after="40" w:before="0"/>
               <w:jc w:val="left"/>
             </w:pPr>
@@ -652,6 +667,7 @@
           </w:tcPr>
           <w:p>
             <w:pPr>
+              <w:keepNext/>
               <w:spacing w:after="40" w:before="0"/>
               <w:jc w:val="center"/>
             </w:pPr>
@@ -686,6 +702,7 @@
           </w:tcPr>
           <w:p>
             <w:pPr>
+              <w:keepNext w:val="false"/>
               <w:spacing w:after="40" w:before="0"/>
               <w:jc w:val="left"/>
             </w:pPr>
@@ -718,6 +735,7 @@
           </w:tcPr>
           <w:p>
             <w:pPr>
+              <w:keepNext w:val="false"/>
               <w:spacing w:after="40" w:before="0"/>
               <w:jc w:val="left"/>
             </w:pPr>
@@ -779,6 +797,7 @@
           </w:tcPr>
           <w:p>
             <w:pPr>
+              <w:keepNext/>
               <w:spacing w:after="40" w:before="0"/>
               <w:jc w:val="center"/>
             </w:pPr>
@@ -813,6 +832,7 @@
           </w:tcPr>
           <w:p>
             <w:pPr>
+              <w:keepNext w:val="false"/>
               <w:spacing w:after="40" w:before="0"/>
               <w:jc w:val="left"/>
             </w:pPr>
@@ -845,6 +865,7 @@
           </w:tcPr>
           <w:p>
             <w:pPr>
+              <w:keepNext w:val="false"/>
               <w:spacing w:after="40" w:before="0"/>
               <w:jc w:val="left"/>
             </w:pPr>
@@ -908,6 +929,7 @@
           </w:tcPr>
           <w:p>
             <w:pPr>
+              <w:keepNext w:val="false"/>
               <w:spacing w:after="40" w:before="0"/>
               <w:jc w:val="center"/>
             </w:pPr>
@@ -942,6 +964,7 @@
           </w:tcPr>
           <w:p>
             <w:pPr>
+              <w:keepNext w:val="false"/>
               <w:spacing w:after="40" w:before="0"/>
               <w:jc w:val="left"/>
             </w:pPr>
@@ -974,6 +997,7 @@
           </w:tcPr>
           <w:p>
             <w:pPr>
+              <w:keepNext w:val="false"/>
               <w:spacing w:after="40" w:before="0"/>
               <w:jc w:val="left"/>
             </w:pPr>
@@ -1006,6 +1030,7 @@
           </w:tcPr>
           <w:p>
             <w:pPr>
+              <w:keepNext w:val="false"/>
               <w:spacing w:after="40" w:before="0"/>
               <w:jc w:val="left"/>
             </w:pPr>
@@ -1038,6 +1063,7 @@
           </w:tcPr>
           <w:p>
             <w:pPr>
+              <w:keepNext w:val="false"/>
               <w:spacing w:after="40" w:before="0"/>
               <w:jc w:val="left"/>
             </w:pPr>
@@ -1072,6 +1098,7 @@
           </w:tcPr>
           <w:p>
             <w:pPr>
+              <w:keepNext w:val="false"/>
               <w:spacing w:after="40" w:before="0"/>
               <w:jc w:val="left"/>
             </w:pPr>
@@ -1104,6 +1131,7 @@
           </w:tcPr>
           <w:p>
             <w:pPr>
+              <w:keepNext w:val="false"/>
               <w:spacing w:after="40" w:before="0"/>
               <w:jc w:val="left"/>
             </w:pPr>
@@ -1136,6 +1164,7 @@
           </w:tcPr>
           <w:p>
             <w:pPr>
+              <w:keepNext w:val="false"/>
               <w:spacing w:after="40" w:before="0"/>
               <w:jc w:val="left"/>
             </w:pPr>
@@ -1168,6 +1197,7 @@
           </w:tcPr>
           <w:p>
             <w:pPr>
+              <w:keepNext w:val="false"/>
               <w:spacing w:after="40" w:before="0"/>
               <w:jc w:val="left"/>
             </w:pPr>
@@ -1202,6 +1232,7 @@
           </w:tcPr>
           <w:p>
             <w:pPr>
+              <w:keepNext w:val="false"/>
               <w:spacing w:after="40" w:before="0"/>
               <w:jc w:val="left"/>
             </w:pPr>
@@ -1234,6 +1265,7 @@
           </w:tcPr>
           <w:p>
             <w:pPr>
+              <w:keepNext w:val="false"/>
               <w:spacing w:after="40" w:before="0"/>
               <w:jc w:val="left"/>
             </w:pPr>
@@ -1266,6 +1298,7 @@
           </w:tcPr>
           <w:p>
             <w:pPr>
+              <w:keepNext w:val="false"/>
               <w:spacing w:after="40" w:before="0"/>
               <w:jc w:val="left"/>
             </w:pPr>
@@ -1298,6 +1331,7 @@
           </w:tcPr>
           <w:p>
             <w:pPr>
+              <w:keepNext w:val="false"/>
               <w:spacing w:after="40" w:before="0"/>
               <w:jc w:val="left"/>
             </w:pPr>
@@ -1332,6 +1366,7 @@
           </w:tcPr>
           <w:p>
             <w:pPr>
+              <w:keepNext w:val="false"/>
               <w:spacing w:after="40" w:before="0"/>
               <w:jc w:val="left"/>
             </w:pPr>
@@ -1364,6 +1399,7 @@
           </w:tcPr>
           <w:p>
             <w:pPr>
+              <w:keepNext w:val="false"/>
               <w:spacing w:after="40" w:before="0"/>
               <w:jc w:val="left"/>
             </w:pPr>
@@ -1396,6 +1432,7 @@
           </w:tcPr>
           <w:p>
             <w:pPr>
+              <w:keepNext w:val="false"/>
               <w:spacing w:after="40" w:before="0"/>
               <w:jc w:val="left"/>
             </w:pPr>
@@ -1428,6 +1465,7 @@
           </w:tcPr>
           <w:p>
             <w:pPr>
+              <w:keepNext w:val="false"/>
               <w:spacing w:after="40" w:before="0"/>
               <w:jc w:val="left"/>
             </w:pPr>
@@ -1462,6 +1500,7 @@
           </w:tcPr>
           <w:p>
             <w:pPr>
+              <w:keepNext w:val="false"/>
               <w:spacing w:after="40" w:before="0"/>
               <w:jc w:val="left"/>
             </w:pPr>
@@ -1494,6 +1533,7 @@
           </w:tcPr>
           <w:p>
             <w:pPr>
+              <w:keepNext w:val="false"/>
               <w:spacing w:after="40" w:before="0"/>
               <w:jc w:val="left"/>
             </w:pPr>
@@ -1526,6 +1566,7 @@
           </w:tcPr>
           <w:p>
             <w:pPr>
+              <w:keepNext w:val="false"/>
               <w:spacing w:after="40" w:before="0"/>
               <w:jc w:val="left"/>
             </w:pPr>
@@ -1558,6 +1599,7 @@
           </w:tcPr>
           <w:p>
             <w:pPr>
+              <w:keepNext w:val="false"/>
               <w:spacing w:after="40" w:before="0"/>
               <w:jc w:val="left"/>
             </w:pPr>
@@ -1592,6 +1634,7 @@
           </w:tcPr>
           <w:p>
             <w:pPr>
+              <w:keepNext w:val="false"/>
               <w:spacing w:after="40" w:before="0"/>
               <w:jc w:val="left"/>
             </w:pPr>
@@ -1624,6 +1667,7 @@
           </w:tcPr>
           <w:p>
             <w:pPr>
+              <w:keepNext w:val="false"/>
               <w:spacing w:after="40" w:before="0"/>
               <w:jc w:val="left"/>
             </w:pPr>
@@ -1656,6 +1700,7 @@
           </w:tcPr>
           <w:p>
             <w:pPr>
+              <w:keepNext w:val="false"/>
               <w:spacing w:after="40" w:before="0"/>
               <w:jc w:val="left"/>
             </w:pPr>
@@ -1688,6 +1733,7 @@
           </w:tcPr>
           <w:p>
             <w:pPr>
+              <w:keepNext w:val="false"/>
               <w:spacing w:after="40" w:before="0"/>
               <w:jc w:val="left"/>
             </w:pPr>
@@ -1826,7 +1872,7 @@
         </w:rPr>
         <w:t xml:space="preserve">© 2026 SeaVuria and ARES. This work is licensed under a </w:t>
       </w:r>
-      <w:hyperlink w:history="1" r:id="rId2rbyp4ko60farb0lj6bbo">
+      <w:hyperlink w:history="1" r:id="rIdtqkojyxa1t2-gvhhh1yov">
         <w:r>
           <w:rPr>
             <w:rFonts w:ascii="Arial" w:cs="Arial" w:eastAsia="Arial" w:hAnsi="Arial"/>
@@ -1846,7 +1892,7 @@
         </w:rPr>
         <w:t xml:space="preserve"> (</w:t>
       </w:r>
-      <w:hyperlink w:history="1" r:id="rIdnsv6yvxz8qq163nlxp86z">
+      <w:hyperlink w:history="1" r:id="rIdgylfategrfqmssv7i0rdb">
         <w:r>
           <w:rPr>
             <w:rFonts w:ascii="Arial" w:cs="Arial" w:eastAsia="Arial" w:hAnsi="Arial"/>
@@ -1866,7 +1912,7 @@
         </w:rPr>
         <w:t xml:space="preserve">). To view a copy of this license, visit </w:t>
       </w:r>
-      <w:hyperlink w:history="1" r:id="rIdxqdicxv5yhlywzrytpir9">
+      <w:hyperlink w:history="1" r:id="rIdbl4azkgqytnwro3bwzjxp">
         <w:r>
           <w:rPr>
             <w:rFonts w:ascii="Arial" w:cs="Arial" w:eastAsia="Arial" w:hAnsi="Arial"/>

--- a/data/outputs/v2/Grade11/Biology/Lesson_Plans/SS3.3_Excretion_and_Homeostasis_in_Animals/Biology_Excretion_and_Homeostasis_in_Animals_FinalExplanation_TeacherKey.docx
+++ b/data/outputs/v2/Grade11/Biology/Lesson_Plans/SS3.3_Excretion_and_Homeostasis_in_Animals/Biology_Excretion_and_Homeostasis_in_Animals_FinalExplanation_TeacherKey.docx
@@ -1872,7 +1872,7 @@
         </w:rPr>
         <w:t xml:space="preserve">© 2026 SeaVuria and ARES. This work is licensed under a </w:t>
       </w:r>
-      <w:hyperlink w:history="1" r:id="rIdtqkojyxa1t2-gvhhh1yov">
+      <w:hyperlink w:history="1" r:id="rIdo7eums17wmoxgeg5smbwr">
         <w:r>
           <w:rPr>
             <w:rFonts w:ascii="Arial" w:cs="Arial" w:eastAsia="Arial" w:hAnsi="Arial"/>
@@ -1892,7 +1892,7 @@
         </w:rPr>
         <w:t xml:space="preserve"> (</w:t>
       </w:r>
-      <w:hyperlink w:history="1" r:id="rIdgylfategrfqmssv7i0rdb">
+      <w:hyperlink w:history="1" r:id="rIdktrpot_xgxdijinfmub3c">
         <w:r>
           <w:rPr>
             <w:rFonts w:ascii="Arial" w:cs="Arial" w:eastAsia="Arial" w:hAnsi="Arial"/>
@@ -1912,7 +1912,7 @@
         </w:rPr>
         <w:t xml:space="preserve">). To view a copy of this license, visit </w:t>
       </w:r>
-      <w:hyperlink w:history="1" r:id="rIdbl4azkgqytnwro3bwzjxp">
+      <w:hyperlink w:history="1" r:id="rIdnxdsf7qe4h8977nter3nx">
         <w:r>
           <w:rPr>
             <w:rFonts w:ascii="Arial" w:cs="Arial" w:eastAsia="Arial" w:hAnsi="Arial"/>
